--- a/uchastniku/03-blank-stazhirovka.docx
+++ b/uchastniku/03-blank-stazhirovka.docx
@@ -50,7 +50,7 @@
           <w:i w:val="0"/>
           <w:sz w:val="22"/>
         </w:rPr>
-        <w:t>По операциям своего процесса выберите участников из списка в этом бланке и подразделения. Впишите участников в пустые ячейки шапки. На пересечении с профессией поставьте код роли по легенде. Готовых кодов в бланке нет.</w:t>
+        <w:t>Смотря на наименование операции, выберите участников процесса из списка в этом бланке и подразделения. Впишите участников в пустые ячейки шапки. На пересечении с операцией проставьте код роли по легенде. Готовых кодов в бланке нет.</w:t>
       </w:r>
     </w:p>
     <w:p>
@@ -72,162 +72,9 @@
     </w:p>
     <w:p>
       <w:pPr>
-        <w:keepNext w:val="0"/>
-        <w:keepLines/>
-        <w:spacing w:before="80" w:after="80" w:line="259" w:lineRule="auto"/>
-        <w:jc w:val="left"/>
-      </w:pPr>
-      <w:r>
-        <w:rPr>
-          <w:rFonts w:ascii="Arial" w:hAnsi="Arial" w:cs="Arial" w:eastAsia="Arial"/>
-          <w:b/>
-          <w:i w:val="0"/>
-          <w:sz w:val="26"/>
-        </w:rPr>
-        <w:t>Операции процесса</w:t>
-      </w:r>
-    </w:p>
-    <w:p>
-      <w:pPr>
-        <w:keepNext w:val="0"/>
-        <w:keepLines/>
-        <w:spacing w:before="0" w:after="80" w:line="259" w:lineRule="auto"/>
-        <w:jc w:val="left"/>
-      </w:pPr>
-      <w:r>
-        <w:rPr>
-          <w:rFonts w:ascii="Arial" w:hAnsi="Arial" w:cs="Arial" w:eastAsia="Arial"/>
-          <w:b w:val="0"/>
-          <w:i/>
-          <w:sz w:val="20"/>
-        </w:rPr>
-        <w:t>Смотрите на наименование операции. Коды ролей рядом с операциями не приведены.</w:t>
-      </w:r>
-    </w:p>
-    <w:p>
-      <w:pPr>
-        <w:keepNext w:val="0"/>
-        <w:keepLines/>
-        <w:spacing w:before="0" w:after="20" w:line="259" w:lineRule="auto"/>
-        <w:jc w:val="left"/>
-      </w:pPr>
-      <w:r>
-        <w:rPr>
-          <w:rFonts w:ascii="Arial" w:hAnsi="Arial" w:cs="Arial" w:eastAsia="Arial"/>
-          <w:b w:val="0"/>
-          <w:i w:val="0"/>
-          <w:sz w:val="21"/>
-        </w:rPr>
-        <w:t>1. Формирование и актуализация Перечня профессий и должностей работников ДО, которым необходимо пройти стажировку</w:t>
-      </w:r>
-    </w:p>
-    <w:p>
-      <w:pPr>
-        <w:keepNext w:val="0"/>
-        <w:keepLines/>
-        <w:spacing w:before="0" w:after="20" w:line="259" w:lineRule="auto"/>
-        <w:jc w:val="left"/>
-      </w:pPr>
-      <w:r>
-        <w:rPr>
-          <w:rFonts w:ascii="Arial" w:hAnsi="Arial" w:cs="Arial" w:eastAsia="Arial"/>
-          <w:b w:val="0"/>
-          <w:i w:val="0"/>
-          <w:sz w:val="21"/>
-        </w:rPr>
-        <w:t>2. Формирование программ стажировки по охране труда на рабочем месте</w:t>
-      </w:r>
-    </w:p>
-    <w:p>
-      <w:pPr>
-        <w:keepNext w:val="0"/>
-        <w:keepLines/>
-        <w:spacing w:before="0" w:after="20" w:line="259" w:lineRule="auto"/>
-        <w:jc w:val="left"/>
-      </w:pPr>
-      <w:r>
-        <w:rPr>
-          <w:rFonts w:ascii="Arial" w:hAnsi="Arial" w:cs="Arial" w:eastAsia="Arial"/>
-          <w:b w:val="0"/>
-          <w:i w:val="0"/>
-          <w:sz w:val="21"/>
-        </w:rPr>
-        <w:t>3. Организация проведения стажировки</w:t>
-      </w:r>
-    </w:p>
-    <w:p>
-      <w:pPr>
-        <w:keepNext w:val="0"/>
-        <w:keepLines/>
-        <w:spacing w:before="0" w:after="20" w:line="259" w:lineRule="auto"/>
-        <w:jc w:val="left"/>
-      </w:pPr>
-      <w:r>
-        <w:rPr>
-          <w:rFonts w:ascii="Arial" w:hAnsi="Arial" w:cs="Arial" w:eastAsia="Arial"/>
-          <w:b w:val="0"/>
-          <w:i w:val="0"/>
-          <w:sz w:val="21"/>
-        </w:rPr>
-        <w:t>4. Проведение стажировки</w:t>
-      </w:r>
-    </w:p>
-    <w:p>
-      <w:pPr>
-        <w:keepNext w:val="0"/>
-        <w:keepLines/>
-        <w:spacing w:before="0" w:after="20" w:line="259" w:lineRule="auto"/>
-        <w:jc w:val="left"/>
-      </w:pPr>
-      <w:r>
-        <w:rPr>
-          <w:rFonts w:ascii="Arial" w:hAnsi="Arial" w:cs="Arial" w:eastAsia="Arial"/>
-          <w:b w:val="0"/>
-          <w:i w:val="0"/>
-          <w:sz w:val="21"/>
-        </w:rPr>
-        <w:t>5. Оформление результатов стажировки</w:t>
-      </w:r>
-    </w:p>
-    <w:p>
-      <w:pPr>
-        <w:keepNext w:val="0"/>
-        <w:keepLines/>
-        <w:spacing w:before="0" w:after="20" w:line="259" w:lineRule="auto"/>
-        <w:jc w:val="left"/>
-      </w:pPr>
-      <w:r>
-        <w:rPr>
-          <w:rFonts w:ascii="Arial" w:hAnsi="Arial" w:cs="Arial" w:eastAsia="Arial"/>
-          <w:b w:val="0"/>
-          <w:i w:val="0"/>
-          <w:sz w:val="21"/>
-        </w:rPr>
-        <w:t>6. Допуск работника к самостоятельной работе</w:t>
-      </w:r>
-    </w:p>
-    <w:p>
-      <w:pPr>
-        <w:keepNext w:val="0"/>
-        <w:keepLines/>
-        <w:spacing w:before="0" w:after="20" w:line="259" w:lineRule="auto"/>
-        <w:jc w:val="left"/>
-      </w:pPr>
-      <w:r>
-        <w:rPr>
-          <w:rFonts w:ascii="Arial" w:hAnsi="Arial" w:cs="Arial" w:eastAsia="Arial"/>
-          <w:b w:val="0"/>
-          <w:i w:val="0"/>
-          <w:sz w:val="21"/>
-        </w:rPr>
-        <w:t>7. Продление срока стажировки</w:t>
-      </w:r>
-    </w:p>
-    <w:p>
-      <w:pPr>
         <w:keepNext/>
         <w:keepLines/>
-        <w:spacing w:before="200" w:after="80" w:line="259" w:lineRule="auto"/>
+        <w:spacing w:before="120" w:after="80" w:line="259" w:lineRule="auto"/>
         <w:jc w:val="left"/>
       </w:pPr>
       <w:r>
@@ -776,7 +623,7 @@
       <w:pPr>
         <w:keepNext w:val="0"/>
         <w:keepLines/>
-        <w:spacing w:before="0" w:after="80" w:line="259" w:lineRule="auto"/>
+        <w:spacing w:before="0" w:after="40" w:line="259" w:lineRule="auto"/>
         <w:jc w:val="left"/>
       </w:pPr>
       <w:r>
@@ -793,6 +640,23 @@
       <w:pPr>
         <w:keepNext w:val="0"/>
         <w:keepLines/>
+        <w:spacing w:before="0" w:after="40" w:line="259" w:lineRule="auto"/>
+        <w:jc w:val="left"/>
+      </w:pPr>
+      <w:r>
+        <w:rPr>
+          <w:rFonts w:ascii="Arial" w:hAnsi="Arial" w:cs="Arial" w:eastAsia="Arial"/>
+          <w:b/>
+          <w:i w:val="0"/>
+          <w:sz w:val="24"/>
+        </w:rPr>
+        <w:t>Проведение стажировки по охране труда на рабочем месте</w:t>
+      </w:r>
+    </w:p>
+    <w:p>
+      <w:pPr>
+        <w:keepNext w:val="0"/>
+        <w:keepLines/>
         <w:spacing w:before="0" w:after="120" w:line="259" w:lineRule="auto"/>
         <w:jc w:val="left"/>
       </w:pPr>
@@ -803,7 +667,7 @@
           <w:i w:val="0"/>
           <w:sz w:val="21"/>
         </w:rPr>
-        <w:t>В графе «Наименование профессии» стоят наименования должностей и ролей этого процесса, как они названы в матрице. Отдельного перечня рабочих профессий в разделе процесса нет. В первую строку пустых колонок впишите выбранного участника. Ячейки на пересечении оставьте для кода роли.</w:t>
+        <w:t>В первую строку пустых колонок впишите выбранного участника. Ячейки на пересечении с операцией оставьте для кода роли.</w:t>
       </w:r>
     </w:p>
     <w:tbl>
@@ -814,26 +678,26 @@
         <w:tblLook w:firstColumn="1" w:firstRow="1" w:lastColumn="0" w:lastRow="0" w:noHBand="0" w:noVBand="1" w:val="04A0"/>
       </w:tblPr>
       <w:tblGrid>
-        <w:gridCol w:w="623"/>
-        <w:gridCol w:w="4195"/>
-        <w:gridCol w:w="1360"/>
-        <w:gridCol w:w="1360"/>
-        <w:gridCol w:w="1360"/>
-        <w:gridCol w:w="1360"/>
-        <w:gridCol w:w="1360"/>
-        <w:gridCol w:w="1360"/>
-        <w:gridCol w:w="1360"/>
-        <w:gridCol w:w="1360"/>
+        <w:gridCol w:w="652"/>
+        <w:gridCol w:w="6435"/>
+        <w:gridCol w:w="1077"/>
+        <w:gridCol w:w="1077"/>
+        <w:gridCol w:w="1077"/>
+        <w:gridCol w:w="1077"/>
+        <w:gridCol w:w="1077"/>
+        <w:gridCol w:w="1077"/>
+        <w:gridCol w:w="1077"/>
+        <w:gridCol w:w="1077"/>
       </w:tblGrid>
       <w:tr>
         <w:trPr>
-          <w:trHeight w:val="1814" w:hRule="atLeast"/>
+          <w:trHeight w:val="1587" w:hRule="atLeast"/>
           <w:tblHeader w:val="true"/>
           <w:cantSplit/>
         </w:trPr>
         <w:tc>
           <w:tcPr>
-            <w:tcW w:type="dxa" w:w="623"/>
+            <w:tcW w:type="dxa" w:w="652"/>
             <w:vAlign w:val="center"/>
             <w:shd w:val="clear" w:color="auto" w:fill="D9D9D9"/>
             <w:tcMar>
@@ -861,7 +725,7 @@
         </w:tc>
         <w:tc>
           <w:tcPr>
-            <w:tcW w:type="dxa" w:w="4195"/>
+            <w:tcW w:type="dxa" w:w="6435"/>
             <w:vAlign w:val="center"/>
             <w:shd w:val="clear" w:color="auto" w:fill="D9D9D9"/>
             <w:tcMar>
@@ -883,13 +747,13 @@
                 <w:i w:val="0"/>
                 <w:sz w:val="20"/>
               </w:rPr>
-              <w:t>Наименование профессии</w:t>
+              <w:t>Наименование операции</w:t>
             </w:r>
           </w:p>
         </w:tc>
         <w:tc>
           <w:tcPr>
-            <w:tcW w:type="dxa" w:w="1360"/>
+            <w:tcW w:type="dxa" w:w="1077"/>
             <w:vAlign w:val="center"/>
             <w:shd w:val="clear" w:color="auto" w:fill="FFFFFF"/>
             <w:tcMar>
@@ -908,7 +772,7 @@
         </w:tc>
         <w:tc>
           <w:tcPr>
-            <w:tcW w:type="dxa" w:w="1360"/>
+            <w:tcW w:type="dxa" w:w="1077"/>
             <w:vAlign w:val="center"/>
             <w:shd w:val="clear" w:color="auto" w:fill="FFFFFF"/>
             <w:tcMar>
@@ -927,7 +791,7 @@
         </w:tc>
         <w:tc>
           <w:tcPr>
-            <w:tcW w:type="dxa" w:w="1360"/>
+            <w:tcW w:type="dxa" w:w="1077"/>
             <w:vAlign w:val="center"/>
             <w:shd w:val="clear" w:color="auto" w:fill="FFFFFF"/>
             <w:tcMar>
@@ -946,7 +810,7 @@
         </w:tc>
         <w:tc>
           <w:tcPr>
-            <w:tcW w:type="dxa" w:w="1360"/>
+            <w:tcW w:type="dxa" w:w="1077"/>
             <w:vAlign w:val="center"/>
             <w:shd w:val="clear" w:color="auto" w:fill="FFFFFF"/>
             <w:tcMar>
@@ -965,7 +829,7 @@
         </w:tc>
         <w:tc>
           <w:tcPr>
-            <w:tcW w:type="dxa" w:w="1360"/>
+            <w:tcW w:type="dxa" w:w="1077"/>
             <w:vAlign w:val="center"/>
             <w:shd w:val="clear" w:color="auto" w:fill="FFFFFF"/>
             <w:tcMar>
@@ -984,7 +848,7 @@
         </w:tc>
         <w:tc>
           <w:tcPr>
-            <w:tcW w:type="dxa" w:w="1360"/>
+            <w:tcW w:type="dxa" w:w="1077"/>
             <w:vAlign w:val="center"/>
             <w:shd w:val="clear" w:color="auto" w:fill="FFFFFF"/>
             <w:tcMar>
@@ -1003,7 +867,7 @@
         </w:tc>
         <w:tc>
           <w:tcPr>
-            <w:tcW w:type="dxa" w:w="1360"/>
+            <w:tcW w:type="dxa" w:w="1077"/>
             <w:vAlign w:val="center"/>
             <w:shd w:val="clear" w:color="auto" w:fill="FFFFFF"/>
             <w:tcMar>
@@ -1022,7 +886,7 @@
         </w:tc>
         <w:tc>
           <w:tcPr>
-            <w:tcW w:type="dxa" w:w="1360"/>
+            <w:tcW w:type="dxa" w:w="1077"/>
             <w:vAlign w:val="center"/>
             <w:shd w:val="clear" w:color="auto" w:fill="FFFFFF"/>
             <w:tcMar>
@@ -1042,12 +906,12 @@
       </w:tr>
       <w:tr>
         <w:trPr>
-          <w:trHeight w:val="765" w:hRule="atLeast"/>
+          <w:trHeight w:val="595" w:hRule="atLeast"/>
           <w:cantSplit/>
         </w:trPr>
         <w:tc>
           <w:tcPr>
-            <w:tcW w:type="dxa" w:w="623"/>
+            <w:tcW w:type="dxa" w:w="652"/>
             <w:vAlign w:val="center"/>
             <w:tcMar>
               <w:top w:w="40" w:type="dxa"/>
@@ -1074,9 +938,8 @@
         </w:tc>
         <w:tc>
           <w:tcPr>
-            <w:tcW w:type="dxa" w:w="4195"/>
+            <w:tcW w:type="dxa" w:w="6435"/>
             <w:vAlign w:val="center"/>
-            <w:shd w:val="clear" w:color="auto" w:fill="F4F7FB"/>
             <w:tcMar>
               <w:top w:w="40" w:type="dxa"/>
               <w:left w:w="50" w:type="dxa"/>
@@ -1096,13 +959,13 @@
                 <w:i w:val="0"/>
                 <w:sz w:val="18"/>
               </w:rPr>
-              <w:t>Руководитель стажировки</w:t>
+              <w:t>Формирование и актуализация Перечня профессий и должностей работников ДО, которым необходимо пройти стажировку</w:t>
             </w:r>
           </w:p>
         </w:tc>
         <w:tc>
           <w:tcPr>
-            <w:tcW w:type="dxa" w:w="1360"/>
+            <w:tcW w:type="dxa" w:w="1077"/>
             <w:vAlign w:val="center"/>
             <w:tcMar>
               <w:top w:w="40" w:type="dxa"/>
@@ -1120,7 +983,7 @@
         </w:tc>
         <w:tc>
           <w:tcPr>
-            <w:tcW w:type="dxa" w:w="1360"/>
+            <w:tcW w:type="dxa" w:w="1077"/>
             <w:vAlign w:val="center"/>
             <w:tcMar>
               <w:top w:w="40" w:type="dxa"/>
@@ -1138,7 +1001,7 @@
         </w:tc>
         <w:tc>
           <w:tcPr>
-            <w:tcW w:type="dxa" w:w="1360"/>
+            <w:tcW w:type="dxa" w:w="1077"/>
             <w:vAlign w:val="center"/>
             <w:tcMar>
               <w:top w:w="40" w:type="dxa"/>
@@ -1156,7 +1019,7 @@
         </w:tc>
         <w:tc>
           <w:tcPr>
-            <w:tcW w:type="dxa" w:w="1360"/>
+            <w:tcW w:type="dxa" w:w="1077"/>
             <w:vAlign w:val="center"/>
             <w:tcMar>
               <w:top w:w="40" w:type="dxa"/>
@@ -1174,7 +1037,7 @@
         </w:tc>
         <w:tc>
           <w:tcPr>
-            <w:tcW w:type="dxa" w:w="1360"/>
+            <w:tcW w:type="dxa" w:w="1077"/>
             <w:vAlign w:val="center"/>
             <w:tcMar>
               <w:top w:w="40" w:type="dxa"/>
@@ -1192,7 +1055,7 @@
         </w:tc>
         <w:tc>
           <w:tcPr>
-            <w:tcW w:type="dxa" w:w="1360"/>
+            <w:tcW w:type="dxa" w:w="1077"/>
             <w:vAlign w:val="center"/>
             <w:tcMar>
               <w:top w:w="40" w:type="dxa"/>
@@ -1210,7 +1073,7 @@
         </w:tc>
         <w:tc>
           <w:tcPr>
-            <w:tcW w:type="dxa" w:w="1360"/>
+            <w:tcW w:type="dxa" w:w="1077"/>
             <w:vAlign w:val="center"/>
             <w:tcMar>
               <w:top w:w="40" w:type="dxa"/>
@@ -1228,7 +1091,7 @@
         </w:tc>
         <w:tc>
           <w:tcPr>
-            <w:tcW w:type="dxa" w:w="1360"/>
+            <w:tcW w:type="dxa" w:w="1077"/>
             <w:vAlign w:val="center"/>
             <w:tcMar>
               <w:top w:w="40" w:type="dxa"/>
@@ -1247,12 +1110,12 @@
       </w:tr>
       <w:tr>
         <w:trPr>
-          <w:trHeight w:val="765" w:hRule="atLeast"/>
+          <w:trHeight w:val="595" w:hRule="atLeast"/>
           <w:cantSplit/>
         </w:trPr>
         <w:tc>
           <w:tcPr>
-            <w:tcW w:type="dxa" w:w="623"/>
+            <w:tcW w:type="dxa" w:w="652"/>
             <w:vAlign w:val="center"/>
             <w:tcMar>
               <w:top w:w="40" w:type="dxa"/>
@@ -1279,9 +1142,8 @@
         </w:tc>
         <w:tc>
           <w:tcPr>
-            <w:tcW w:type="dxa" w:w="4195"/>
+            <w:tcW w:type="dxa" w:w="6435"/>
             <w:vAlign w:val="center"/>
-            <w:shd w:val="clear" w:color="auto" w:fill="F4F7FB"/>
             <w:tcMar>
               <w:top w:w="40" w:type="dxa"/>
               <w:left w:w="50" w:type="dxa"/>
@@ -1301,13 +1163,13 @@
                 <w:i w:val="0"/>
                 <w:sz w:val="18"/>
               </w:rPr>
-              <w:t>Непосредственный руководитель работника</w:t>
+              <w:t>Формирование программ стажировки по охране труда на рабочем месте</w:t>
             </w:r>
           </w:p>
         </w:tc>
         <w:tc>
           <w:tcPr>
-            <w:tcW w:type="dxa" w:w="1360"/>
+            <w:tcW w:type="dxa" w:w="1077"/>
             <w:vAlign w:val="center"/>
             <w:tcMar>
               <w:top w:w="40" w:type="dxa"/>
@@ -1325,7 +1187,7 @@
         </w:tc>
         <w:tc>
           <w:tcPr>
-            <w:tcW w:type="dxa" w:w="1360"/>
+            <w:tcW w:type="dxa" w:w="1077"/>
             <w:vAlign w:val="center"/>
             <w:tcMar>
               <w:top w:w="40" w:type="dxa"/>
@@ -1343,7 +1205,7 @@
         </w:tc>
         <w:tc>
           <w:tcPr>
-            <w:tcW w:type="dxa" w:w="1360"/>
+            <w:tcW w:type="dxa" w:w="1077"/>
             <w:vAlign w:val="center"/>
             <w:tcMar>
               <w:top w:w="40" w:type="dxa"/>
@@ -1361,7 +1223,7 @@
         </w:tc>
         <w:tc>
           <w:tcPr>
-            <w:tcW w:type="dxa" w:w="1360"/>
+            <w:tcW w:type="dxa" w:w="1077"/>
             <w:vAlign w:val="center"/>
             <w:tcMar>
               <w:top w:w="40" w:type="dxa"/>
@@ -1379,7 +1241,7 @@
         </w:tc>
         <w:tc>
           <w:tcPr>
-            <w:tcW w:type="dxa" w:w="1360"/>
+            <w:tcW w:type="dxa" w:w="1077"/>
             <w:vAlign w:val="center"/>
             <w:tcMar>
               <w:top w:w="40" w:type="dxa"/>
@@ -1397,7 +1259,7 @@
         </w:tc>
         <w:tc>
           <w:tcPr>
-            <w:tcW w:type="dxa" w:w="1360"/>
+            <w:tcW w:type="dxa" w:w="1077"/>
             <w:vAlign w:val="center"/>
             <w:tcMar>
               <w:top w:w="40" w:type="dxa"/>
@@ -1415,7 +1277,7 @@
         </w:tc>
         <w:tc>
           <w:tcPr>
-            <w:tcW w:type="dxa" w:w="1360"/>
+            <w:tcW w:type="dxa" w:w="1077"/>
             <w:vAlign w:val="center"/>
             <w:tcMar>
               <w:top w:w="40" w:type="dxa"/>
@@ -1433,7 +1295,7 @@
         </w:tc>
         <w:tc>
           <w:tcPr>
-            <w:tcW w:type="dxa" w:w="1360"/>
+            <w:tcW w:type="dxa" w:w="1077"/>
             <w:vAlign w:val="center"/>
             <w:tcMar>
               <w:top w:w="40" w:type="dxa"/>
@@ -1452,12 +1314,12 @@
       </w:tr>
       <w:tr>
         <w:trPr>
-          <w:trHeight w:val="765" w:hRule="atLeast"/>
+          <w:trHeight w:val="595" w:hRule="atLeast"/>
           <w:cantSplit/>
         </w:trPr>
         <w:tc>
           <w:tcPr>
-            <w:tcW w:type="dxa" w:w="623"/>
+            <w:tcW w:type="dxa" w:w="652"/>
             <w:vAlign w:val="center"/>
             <w:tcMar>
               <w:top w:w="40" w:type="dxa"/>
@@ -1484,9 +1346,8 @@
         </w:tc>
         <w:tc>
           <w:tcPr>
-            <w:tcW w:type="dxa" w:w="4195"/>
+            <w:tcW w:type="dxa" w:w="6435"/>
             <w:vAlign w:val="center"/>
-            <w:shd w:val="clear" w:color="auto" w:fill="F4F7FB"/>
             <w:tcMar>
               <w:top w:w="40" w:type="dxa"/>
               <w:left w:w="50" w:type="dxa"/>
@@ -1506,13 +1367,13 @@
                 <w:i w:val="0"/>
                 <w:sz w:val="18"/>
               </w:rPr>
-              <w:t>Руководитель структурного подразделения</w:t>
+              <w:t>Организация проведения стажировки</w:t>
             </w:r>
           </w:p>
         </w:tc>
         <w:tc>
           <w:tcPr>
-            <w:tcW w:type="dxa" w:w="1360"/>
+            <w:tcW w:type="dxa" w:w="1077"/>
             <w:vAlign w:val="center"/>
             <w:tcMar>
               <w:top w:w="40" w:type="dxa"/>
@@ -1530,7 +1391,7 @@
         </w:tc>
         <w:tc>
           <w:tcPr>
-            <w:tcW w:type="dxa" w:w="1360"/>
+            <w:tcW w:type="dxa" w:w="1077"/>
             <w:vAlign w:val="center"/>
             <w:tcMar>
               <w:top w:w="40" w:type="dxa"/>
@@ -1548,7 +1409,7 @@
         </w:tc>
         <w:tc>
           <w:tcPr>
-            <w:tcW w:type="dxa" w:w="1360"/>
+            <w:tcW w:type="dxa" w:w="1077"/>
             <w:vAlign w:val="center"/>
             <w:tcMar>
               <w:top w:w="40" w:type="dxa"/>
@@ -1566,7 +1427,7 @@
         </w:tc>
         <w:tc>
           <w:tcPr>
-            <w:tcW w:type="dxa" w:w="1360"/>
+            <w:tcW w:type="dxa" w:w="1077"/>
             <w:vAlign w:val="center"/>
             <w:tcMar>
               <w:top w:w="40" w:type="dxa"/>
@@ -1584,7 +1445,7 @@
         </w:tc>
         <w:tc>
           <w:tcPr>
-            <w:tcW w:type="dxa" w:w="1360"/>
+            <w:tcW w:type="dxa" w:w="1077"/>
             <w:vAlign w:val="center"/>
             <w:tcMar>
               <w:top w:w="40" w:type="dxa"/>
@@ -1602,7 +1463,7 @@
         </w:tc>
         <w:tc>
           <w:tcPr>
-            <w:tcW w:type="dxa" w:w="1360"/>
+            <w:tcW w:type="dxa" w:w="1077"/>
             <w:vAlign w:val="center"/>
             <w:tcMar>
               <w:top w:w="40" w:type="dxa"/>
@@ -1620,7 +1481,7 @@
         </w:tc>
         <w:tc>
           <w:tcPr>
-            <w:tcW w:type="dxa" w:w="1360"/>
+            <w:tcW w:type="dxa" w:w="1077"/>
             <w:vAlign w:val="center"/>
             <w:tcMar>
               <w:top w:w="40" w:type="dxa"/>
@@ -1638,7 +1499,7 @@
         </w:tc>
         <w:tc>
           <w:tcPr>
-            <w:tcW w:type="dxa" w:w="1360"/>
+            <w:tcW w:type="dxa" w:w="1077"/>
             <w:vAlign w:val="center"/>
             <w:tcMar>
               <w:top w:w="40" w:type="dxa"/>
@@ -1657,12 +1518,12 @@
       </w:tr>
       <w:tr>
         <w:trPr>
-          <w:trHeight w:val="765" w:hRule="atLeast"/>
+          <w:trHeight w:val="595" w:hRule="atLeast"/>
           <w:cantSplit/>
         </w:trPr>
         <w:tc>
           <w:tcPr>
-            <w:tcW w:type="dxa" w:w="623"/>
+            <w:tcW w:type="dxa" w:w="652"/>
             <w:vAlign w:val="center"/>
             <w:tcMar>
               <w:top w:w="40" w:type="dxa"/>
@@ -1689,9 +1550,8 @@
         </w:tc>
         <w:tc>
           <w:tcPr>
-            <w:tcW w:type="dxa" w:w="4195"/>
+            <w:tcW w:type="dxa" w:w="6435"/>
             <w:vAlign w:val="center"/>
-            <w:shd w:val="clear" w:color="auto" w:fill="F4F7FB"/>
             <w:tcMar>
               <w:top w:w="40" w:type="dxa"/>
               <w:left w:w="50" w:type="dxa"/>
@@ -1711,13 +1571,13 @@
                 <w:i w:val="0"/>
                 <w:sz w:val="18"/>
               </w:rPr>
-              <w:t>Служба управления персоналом</w:t>
+              <w:t>Проведение стажировки</w:t>
             </w:r>
           </w:p>
         </w:tc>
         <w:tc>
           <w:tcPr>
-            <w:tcW w:type="dxa" w:w="1360"/>
+            <w:tcW w:type="dxa" w:w="1077"/>
             <w:vAlign w:val="center"/>
             <w:tcMar>
               <w:top w:w="40" w:type="dxa"/>
@@ -1735,7 +1595,7 @@
         </w:tc>
         <w:tc>
           <w:tcPr>
-            <w:tcW w:type="dxa" w:w="1360"/>
+            <w:tcW w:type="dxa" w:w="1077"/>
             <w:vAlign w:val="center"/>
             <w:tcMar>
               <w:top w:w="40" w:type="dxa"/>
@@ -1753,7 +1613,7 @@
         </w:tc>
         <w:tc>
           <w:tcPr>
-            <w:tcW w:type="dxa" w:w="1360"/>
+            <w:tcW w:type="dxa" w:w="1077"/>
             <w:vAlign w:val="center"/>
             <w:tcMar>
               <w:top w:w="40" w:type="dxa"/>
@@ -1771,7 +1631,7 @@
         </w:tc>
         <w:tc>
           <w:tcPr>
-            <w:tcW w:type="dxa" w:w="1360"/>
+            <w:tcW w:type="dxa" w:w="1077"/>
             <w:vAlign w:val="center"/>
             <w:tcMar>
               <w:top w:w="40" w:type="dxa"/>
@@ -1789,7 +1649,7 @@
         </w:tc>
         <w:tc>
           <w:tcPr>
-            <w:tcW w:type="dxa" w:w="1360"/>
+            <w:tcW w:type="dxa" w:w="1077"/>
             <w:vAlign w:val="center"/>
             <w:tcMar>
               <w:top w:w="40" w:type="dxa"/>
@@ -1807,7 +1667,7 @@
         </w:tc>
         <w:tc>
           <w:tcPr>
-            <w:tcW w:type="dxa" w:w="1360"/>
+            <w:tcW w:type="dxa" w:w="1077"/>
             <w:vAlign w:val="center"/>
             <w:tcMar>
               <w:top w:w="40" w:type="dxa"/>
@@ -1825,7 +1685,7 @@
         </w:tc>
         <w:tc>
           <w:tcPr>
-            <w:tcW w:type="dxa" w:w="1360"/>
+            <w:tcW w:type="dxa" w:w="1077"/>
             <w:vAlign w:val="center"/>
             <w:tcMar>
               <w:top w:w="40" w:type="dxa"/>
@@ -1843,7 +1703,7 @@
         </w:tc>
         <w:tc>
           <w:tcPr>
-            <w:tcW w:type="dxa" w:w="1360"/>
+            <w:tcW w:type="dxa" w:w="1077"/>
             <w:vAlign w:val="center"/>
             <w:tcMar>
               <w:top w:w="40" w:type="dxa"/>
@@ -1862,12 +1722,12 @@
       </w:tr>
       <w:tr>
         <w:trPr>
-          <w:trHeight w:val="765" w:hRule="atLeast"/>
+          <w:trHeight w:val="595" w:hRule="atLeast"/>
           <w:cantSplit/>
         </w:trPr>
         <w:tc>
           <w:tcPr>
-            <w:tcW w:type="dxa" w:w="623"/>
+            <w:tcW w:type="dxa" w:w="652"/>
             <w:vAlign w:val="center"/>
             <w:tcMar>
               <w:top w:w="40" w:type="dxa"/>
@@ -1894,9 +1754,8 @@
         </w:tc>
         <w:tc>
           <w:tcPr>
-            <w:tcW w:type="dxa" w:w="4195"/>
+            <w:tcW w:type="dxa" w:w="6435"/>
             <w:vAlign w:val="center"/>
-            <w:shd w:val="clear" w:color="auto" w:fill="F4F7FB"/>
             <w:tcMar>
               <w:top w:w="40" w:type="dxa"/>
               <w:left w:w="50" w:type="dxa"/>
@@ -1916,13 +1775,13 @@
                 <w:i w:val="0"/>
                 <w:sz w:val="18"/>
               </w:rPr>
-              <w:t>Структурное подразделение по охране труда ДО</w:t>
+              <w:t>Оформление результатов стажировки</w:t>
             </w:r>
           </w:p>
         </w:tc>
         <w:tc>
           <w:tcPr>
-            <w:tcW w:type="dxa" w:w="1360"/>
+            <w:tcW w:type="dxa" w:w="1077"/>
             <w:vAlign w:val="center"/>
             <w:tcMar>
               <w:top w:w="40" w:type="dxa"/>
@@ -1940,7 +1799,7 @@
         </w:tc>
         <w:tc>
           <w:tcPr>
-            <w:tcW w:type="dxa" w:w="1360"/>
+            <w:tcW w:type="dxa" w:w="1077"/>
             <w:vAlign w:val="center"/>
             <w:tcMar>
               <w:top w:w="40" w:type="dxa"/>
@@ -1958,7 +1817,7 @@
         </w:tc>
         <w:tc>
           <w:tcPr>
-            <w:tcW w:type="dxa" w:w="1360"/>
+            <w:tcW w:type="dxa" w:w="1077"/>
             <w:vAlign w:val="center"/>
             <w:tcMar>
               <w:top w:w="40" w:type="dxa"/>
@@ -1976,7 +1835,7 @@
         </w:tc>
         <w:tc>
           <w:tcPr>
-            <w:tcW w:type="dxa" w:w="1360"/>
+            <w:tcW w:type="dxa" w:w="1077"/>
             <w:vAlign w:val="center"/>
             <w:tcMar>
               <w:top w:w="40" w:type="dxa"/>
@@ -1994,7 +1853,7 @@
         </w:tc>
         <w:tc>
           <w:tcPr>
-            <w:tcW w:type="dxa" w:w="1360"/>
+            <w:tcW w:type="dxa" w:w="1077"/>
             <w:vAlign w:val="center"/>
             <w:tcMar>
               <w:top w:w="40" w:type="dxa"/>
@@ -2012,7 +1871,7 @@
         </w:tc>
         <w:tc>
           <w:tcPr>
-            <w:tcW w:type="dxa" w:w="1360"/>
+            <w:tcW w:type="dxa" w:w="1077"/>
             <w:vAlign w:val="center"/>
             <w:tcMar>
               <w:top w:w="40" w:type="dxa"/>
@@ -2030,7 +1889,7 @@
         </w:tc>
         <w:tc>
           <w:tcPr>
-            <w:tcW w:type="dxa" w:w="1360"/>
+            <w:tcW w:type="dxa" w:w="1077"/>
             <w:vAlign w:val="center"/>
             <w:tcMar>
               <w:top w:w="40" w:type="dxa"/>
@@ -2048,7 +1907,7 @@
         </w:tc>
         <w:tc>
           <w:tcPr>
-            <w:tcW w:type="dxa" w:w="1360"/>
+            <w:tcW w:type="dxa" w:w="1077"/>
             <w:vAlign w:val="center"/>
             <w:tcMar>
               <w:top w:w="40" w:type="dxa"/>
@@ -2067,12 +1926,12 @@
       </w:tr>
       <w:tr>
         <w:trPr>
-          <w:trHeight w:val="765" w:hRule="atLeast"/>
+          <w:trHeight w:val="595" w:hRule="atLeast"/>
           <w:cantSplit/>
         </w:trPr>
         <w:tc>
           <w:tcPr>
-            <w:tcW w:type="dxa" w:w="623"/>
+            <w:tcW w:type="dxa" w:w="652"/>
             <w:vAlign w:val="center"/>
             <w:tcMar>
               <w:top w:w="40" w:type="dxa"/>
@@ -2099,9 +1958,8 @@
         </w:tc>
         <w:tc>
           <w:tcPr>
-            <w:tcW w:type="dxa" w:w="4195"/>
+            <w:tcW w:type="dxa" w:w="6435"/>
             <w:vAlign w:val="center"/>
-            <w:shd w:val="clear" w:color="auto" w:fill="F4F7FB"/>
             <w:tcMar>
               <w:top w:w="40" w:type="dxa"/>
               <w:left w:w="50" w:type="dxa"/>
@@ -2121,13 +1979,13 @@
                 <w:i w:val="0"/>
                 <w:sz w:val="18"/>
               </w:rPr>
-              <w:t>Профсоюзный комитет (при наличии)</w:t>
+              <w:t>Допуск работника к самостоятельной работе</w:t>
             </w:r>
           </w:p>
         </w:tc>
         <w:tc>
           <w:tcPr>
-            <w:tcW w:type="dxa" w:w="1360"/>
+            <w:tcW w:type="dxa" w:w="1077"/>
             <w:vAlign w:val="center"/>
             <w:tcMar>
               <w:top w:w="40" w:type="dxa"/>
@@ -2145,7 +2003,7 @@
         </w:tc>
         <w:tc>
           <w:tcPr>
-            <w:tcW w:type="dxa" w:w="1360"/>
+            <w:tcW w:type="dxa" w:w="1077"/>
             <w:vAlign w:val="center"/>
             <w:tcMar>
               <w:top w:w="40" w:type="dxa"/>
@@ -2163,7 +2021,7 @@
         </w:tc>
         <w:tc>
           <w:tcPr>
-            <w:tcW w:type="dxa" w:w="1360"/>
+            <w:tcW w:type="dxa" w:w="1077"/>
             <w:vAlign w:val="center"/>
             <w:tcMar>
               <w:top w:w="40" w:type="dxa"/>
@@ -2181,7 +2039,7 @@
         </w:tc>
         <w:tc>
           <w:tcPr>
-            <w:tcW w:type="dxa" w:w="1360"/>
+            <w:tcW w:type="dxa" w:w="1077"/>
             <w:vAlign w:val="center"/>
             <w:tcMar>
               <w:top w:w="40" w:type="dxa"/>
@@ -2199,7 +2057,7 @@
         </w:tc>
         <w:tc>
           <w:tcPr>
-            <w:tcW w:type="dxa" w:w="1360"/>
+            <w:tcW w:type="dxa" w:w="1077"/>
             <w:vAlign w:val="center"/>
             <w:tcMar>
               <w:top w:w="40" w:type="dxa"/>
@@ -2217,7 +2075,7 @@
         </w:tc>
         <w:tc>
           <w:tcPr>
-            <w:tcW w:type="dxa" w:w="1360"/>
+            <w:tcW w:type="dxa" w:w="1077"/>
             <w:vAlign w:val="center"/>
             <w:tcMar>
               <w:top w:w="40" w:type="dxa"/>
@@ -2235,7 +2093,7 @@
         </w:tc>
         <w:tc>
           <w:tcPr>
-            <w:tcW w:type="dxa" w:w="1360"/>
+            <w:tcW w:type="dxa" w:w="1077"/>
             <w:vAlign w:val="center"/>
             <w:tcMar>
               <w:top w:w="40" w:type="dxa"/>
@@ -2253,7 +2111,7 @@
         </w:tc>
         <w:tc>
           <w:tcPr>
-            <w:tcW w:type="dxa" w:w="1360"/>
+            <w:tcW w:type="dxa" w:w="1077"/>
             <w:vAlign w:val="center"/>
             <w:tcMar>
               <w:top w:w="40" w:type="dxa"/>
@@ -2272,12 +2130,12 @@
       </w:tr>
       <w:tr>
         <w:trPr>
-          <w:trHeight w:val="765" w:hRule="atLeast"/>
+          <w:trHeight w:val="595" w:hRule="atLeast"/>
           <w:cantSplit/>
         </w:trPr>
         <w:tc>
           <w:tcPr>
-            <w:tcW w:type="dxa" w:w="623"/>
+            <w:tcW w:type="dxa" w:w="652"/>
             <w:vAlign w:val="center"/>
             <w:tcMar>
               <w:top w:w="40" w:type="dxa"/>
@@ -2304,9 +2162,8 @@
         </w:tc>
         <w:tc>
           <w:tcPr>
-            <w:tcW w:type="dxa" w:w="4195"/>
+            <w:tcW w:type="dxa" w:w="6435"/>
             <w:vAlign w:val="center"/>
-            <w:shd w:val="clear" w:color="auto" w:fill="F4F7FB"/>
             <w:tcMar>
               <w:top w:w="40" w:type="dxa"/>
               <w:left w:w="50" w:type="dxa"/>
@@ -2326,13 +2183,13 @@
                 <w:i w:val="0"/>
                 <w:sz w:val="18"/>
               </w:rPr>
-              <w:t>Руководитель ДО</w:t>
+              <w:t>Продление срока стажировки</w:t>
             </w:r>
           </w:p>
         </w:tc>
         <w:tc>
           <w:tcPr>
-            <w:tcW w:type="dxa" w:w="1360"/>
+            <w:tcW w:type="dxa" w:w="1077"/>
             <w:vAlign w:val="center"/>
             <w:tcMar>
               <w:top w:w="40" w:type="dxa"/>
@@ -2350,7 +2207,7 @@
         </w:tc>
         <w:tc>
           <w:tcPr>
-            <w:tcW w:type="dxa" w:w="1360"/>
+            <w:tcW w:type="dxa" w:w="1077"/>
             <w:vAlign w:val="center"/>
             <w:tcMar>
               <w:top w:w="40" w:type="dxa"/>
@@ -2368,7 +2225,7 @@
         </w:tc>
         <w:tc>
           <w:tcPr>
-            <w:tcW w:type="dxa" w:w="1360"/>
+            <w:tcW w:type="dxa" w:w="1077"/>
             <w:vAlign w:val="center"/>
             <w:tcMar>
               <w:top w:w="40" w:type="dxa"/>
@@ -2386,7 +2243,7 @@
         </w:tc>
         <w:tc>
           <w:tcPr>
-            <w:tcW w:type="dxa" w:w="1360"/>
+            <w:tcW w:type="dxa" w:w="1077"/>
             <w:vAlign w:val="center"/>
             <w:tcMar>
               <w:top w:w="40" w:type="dxa"/>
@@ -2404,7 +2261,7 @@
         </w:tc>
         <w:tc>
           <w:tcPr>
-            <w:tcW w:type="dxa" w:w="1360"/>
+            <w:tcW w:type="dxa" w:w="1077"/>
             <w:vAlign w:val="center"/>
             <w:tcMar>
               <w:top w:w="40" w:type="dxa"/>
@@ -2422,7 +2279,7 @@
         </w:tc>
         <w:tc>
           <w:tcPr>
-            <w:tcW w:type="dxa" w:w="1360"/>
+            <w:tcW w:type="dxa" w:w="1077"/>
             <w:vAlign w:val="center"/>
             <w:tcMar>
               <w:top w:w="40" w:type="dxa"/>
@@ -2440,7 +2297,7 @@
         </w:tc>
         <w:tc>
           <w:tcPr>
-            <w:tcW w:type="dxa" w:w="1360"/>
+            <w:tcW w:type="dxa" w:w="1077"/>
             <w:vAlign w:val="center"/>
             <w:tcMar>
               <w:top w:w="40" w:type="dxa"/>
@@ -2458,7 +2315,7 @@
         </w:tc>
         <w:tc>
           <w:tcPr>
-            <w:tcW w:type="dxa" w:w="1360"/>
+            <w:tcW w:type="dxa" w:w="1077"/>
             <w:vAlign w:val="center"/>
             <w:tcMar>
               <w:top w:w="40" w:type="dxa"/>
